--- a/templates/court-letters/Ltr to MFI.docx
+++ b/templates/court-letters/Ltr to MFI.docx
@@ -823,7 +823,7 @@
           <w:b/>
           <w:caps/>
         </w:rPr>
-        <w:t>NaTALIE QUIRKE</w:t>
+        <w:t>NEW GEN AUTOMATION</w:t>
       </w:r>
     </w:p>
     <w:p>
@@ -854,7 +854,7 @@
         <w:rPr>
           <w:sz w:val="18"/>
         </w:rPr>
-        <w:t>natalie@nataliequirke.co.nz</w:t>
+        <w:t>hello@newgenautomation.nz</w:t>
       </w:r>
     </w:p>
     <w:p>
@@ -1168,7 +1168,7 @@
         <w:sz w:val="52"/>
         <w:szCs w:val="52"/>
       </w:rPr>
-      <w:t xml:space="preserve">Natalie Quirke </w:t>
+      <w:t xml:space="preserve">NEW GEN AUTOMATION </w:t>
     </w:r>
     <w:r>
       <w:rPr>
@@ -1249,7 +1249,7 @@
                               <w:sz w:val="14"/>
                               <w:lang w:val="en-NZ" w:eastAsia="en-NZ"/>
                             </w:rPr>
-                            <w:t xml:space="preserve">PO Box 25 977 </w:t>
+                            <w:t xml:space="preserve">Auckland 1010 </w:t>
                           </w:r>
                         </w:p>
                         <w:p>
@@ -1269,7 +1269,7 @@
                               <w:sz w:val="14"/>
                               <w:lang w:val="en-NZ" w:eastAsia="en-NZ"/>
                             </w:rPr>
-                            <w:t>St Heliers 1070</w:t>
+                            <w:t>Auckland 1010</w:t>
                           </w:r>
                         </w:p>
                         <w:p>
@@ -1348,7 +1348,7 @@
                               <w:sz w:val="14"/>
                               <w:lang w:val="en-NZ" w:eastAsia="en-NZ"/>
                             </w:rPr>
-                            <w:t>natalie@nataliequirke.co.nz</w:t>
+                            <w:t>hello@newgenautomation.nz</w:t>
                           </w:r>
                         </w:p>
                         <w:p>
@@ -1479,7 +1479,7 @@
                         <w:sz w:val="14"/>
                         <w:lang w:val="en-NZ" w:eastAsia="en-NZ"/>
                       </w:rPr>
-                      <w:t xml:space="preserve">PO Box 25 977 </w:t>
+                      <w:t xml:space="preserve">Auckland 1010 </w:t>
                     </w:r>
                   </w:p>
                   <w:p>
@@ -1499,7 +1499,7 @@
                         <w:sz w:val="14"/>
                         <w:lang w:val="en-NZ" w:eastAsia="en-NZ"/>
                       </w:rPr>
-                      <w:t>St Heliers 1070</w:t>
+                      <w:t>Auckland 1010</w:t>
                     </w:r>
                   </w:p>
                   <w:p>
@@ -1578,7 +1578,7 @@
                         <w:sz w:val="14"/>
                         <w:lang w:val="en-NZ" w:eastAsia="en-NZ"/>
                       </w:rPr>
-                      <w:t>natalie@nataliequirke.co.nz</w:t>
+                      <w:t>hello@newgenautomation.nz</w:t>
                     </w:r>
                   </w:p>
                   <w:p>

--- a/templates/court-letters/Ltr to MFI.docx
+++ b/templates/court-letters/Ltr to MFI.docx
@@ -854,7 +854,7 @@
         <w:rPr>
           <w:sz w:val="18"/>
         </w:rPr>
-        <w:t>hello@newgenautomation.nz</w:t>
+        <w:t>will@newgenbusiness.nz</w:t>
       </w:r>
     </w:p>
     <w:p>
@@ -1291,7 +1291,7 @@
                               <w:sz w:val="14"/>
                               <w:lang w:val="en-NZ" w:eastAsia="en-NZ"/>
                             </w:rPr>
-                            <w:t>Tel:  (09) 575 6757</w:t>
+                            <w:t>Tel: (09) 235 5523</w:t>
                           </w:r>
                         </w:p>
                         <w:p>
@@ -1319,7 +1319,7 @@
                               <w:sz w:val="14"/>
                               <w:lang w:val="en-NZ" w:eastAsia="en-NZ"/>
                             </w:rPr>
-                            <w:t>Mob: 0274 944 411</w:t>
+                            <w:t>Mob: 027 230 5006</w:t>
                           </w:r>
                         </w:p>
                         <w:p>
@@ -1348,7 +1348,7 @@
                               <w:sz w:val="14"/>
                               <w:lang w:val="en-NZ" w:eastAsia="en-NZ"/>
                             </w:rPr>
-                            <w:t>hello@newgenautomation.nz</w:t>
+                            <w:t>will@newgenbusiness.nz</w:t>
                           </w:r>
                         </w:p>
                         <w:p>
@@ -1521,7 +1521,7 @@
                         <w:sz w:val="14"/>
                         <w:lang w:val="en-NZ" w:eastAsia="en-NZ"/>
                       </w:rPr>
-                      <w:t>Tel:  (09) 575 6757</w:t>
+                      <w:t>Tel: (09) 235 5523</w:t>
                     </w:r>
                   </w:p>
                   <w:p>
@@ -1549,7 +1549,7 @@
                         <w:sz w:val="14"/>
                         <w:lang w:val="en-NZ" w:eastAsia="en-NZ"/>
                       </w:rPr>
-                      <w:t>Mob: 0274 944 411</w:t>
+                      <w:t>Mob: 027 230 5006</w:t>
                     </w:r>
                   </w:p>
                   <w:p>
@@ -1578,7 +1578,7 @@
                         <w:sz w:val="14"/>
                         <w:lang w:val="en-NZ" w:eastAsia="en-NZ"/>
                       </w:rPr>
-                      <w:t>hello@newgenautomation.nz</w:t>
+                      <w:t>will@newgenbusiness.nz</w:t>
                     </w:r>
                   </w:p>
                   <w:p>
